--- a/previews/feature/interoperability-assessment/documents/VORLAGE_Dokumentation_der_Digitaltauglichkeit_V2.docx
+++ b/previews/feature/interoperability-assessment/documents/VORLAGE_Dokumentation_der_Digitaltauglichkeit_V2.docx
@@ -65,6 +65,7 @@
             <w:pPr>
               <w:pStyle w:val="Heading2"/>
               <w:spacing w:before="360" w:after="120"/>
+              <w:ind w:hanging="0" w:start="0" w:end="0"/>
               <w:rPr>
                 <w:shd w:fill="auto" w:val="clear"/>
               </w:rPr>
@@ -82,7 +83,7 @@
               <w:pStyle w:val="ListParagraph"/>
               <w:numPr>
                 <w:ilvl w:val="0"/>
-                <w:numId w:val="2"/>
+                <w:numId w:val="1"/>
               </w:numPr>
               <w:bidi w:val="0"/>
               <w:spacing w:before="180" w:after="0"/>
@@ -105,7 +106,7 @@
               <w:pStyle w:val="ListParagraph"/>
               <w:numPr>
                 <w:ilvl w:val="0"/>
-                <w:numId w:val="2"/>
+                <w:numId w:val="1"/>
               </w:numPr>
               <w:bidi w:val="0"/>
               <w:spacing w:before="0" w:after="120"/>
@@ -128,7 +129,7 @@
               <w:pStyle w:val="ListParagraph"/>
               <w:numPr>
                 <w:ilvl w:val="1"/>
-                <w:numId w:val="3"/>
+                <w:numId w:val="2"/>
               </w:numPr>
               <w:bidi w:val="0"/>
               <w:spacing w:before="180" w:after="0"/>
@@ -165,7 +166,7 @@
               <w:r>
                 <w:rPr>
                   <w:rStyle w:val="Style7"/>
-                  <w:rFonts w:ascii="Arial" w:hAnsi="Arial" w:eastAsia="Arial" w:cs="Arial"/>
+                  <w:rFonts w:eastAsia="Arial" w:cs="Arial"/>
                   <w:outline w:val="false"/>
                   <w:color w:val="0563C1"/>
                   <w:u w:val="single" w:color="0563C1"/>
@@ -189,7 +190,7 @@
               <w:pStyle w:val="ListParagraph"/>
               <w:numPr>
                 <w:ilvl w:val="1"/>
-                <w:numId w:val="3"/>
+                <w:numId w:val="2"/>
               </w:numPr>
               <w:bidi w:val="0"/>
               <w:spacing w:before="0" w:after="0"/>
@@ -229,7 +230,7 @@
               <w:r>
                 <w:rPr>
                   <w:rStyle w:val="Style7"/>
-                  <w:rFonts w:ascii="Arial" w:hAnsi="Arial" w:eastAsia="Arial" w:cs="Arial"/>
+                  <w:rFonts w:eastAsia="Arial" w:cs="Arial"/>
                   <w:outline w:val="false"/>
                   <w:color w:val="0563C1"/>
                   <w:u w:val="single" w:color="0563C1"/>
@@ -253,7 +254,7 @@
               <w:pStyle w:val="ListParagraph"/>
               <w:numPr>
                 <w:ilvl w:val="1"/>
-                <w:numId w:val="3"/>
+                <w:numId w:val="2"/>
               </w:numPr>
               <w:bidi w:val="0"/>
               <w:spacing w:before="0" w:after="120"/>
@@ -293,6 +294,7 @@
             <w:pPr>
               <w:pStyle w:val="Heading2"/>
               <w:spacing w:lineRule="auto" w:line="276" w:before="360" w:after="120"/>
+              <w:ind w:hanging="0" w:start="0" w:end="0"/>
               <w:rPr>
                 <w:shd w:fill="auto" w:val="clear"/>
               </w:rPr>
@@ -543,6 +545,7 @@
       <w:pPr>
         <w:pStyle w:val="Heading1"/>
         <w:spacing w:before="720" w:after="120"/>
+        <w:ind w:hanging="0" w:start="0" w:end="0"/>
         <w:rPr>
           <w:b/>
           <w:bCs/>
@@ -575,6 +578,7 @@
       <w:pPr>
         <w:pStyle w:val="Heading1"/>
         <w:spacing w:before="600" w:after="120"/>
+        <w:ind w:hanging="0" w:start="0" w:end="0"/>
         <w:rPr>
           <w:b/>
           <w:bCs/>
@@ -616,6 +620,7 @@
     <w:p>
       <w:pPr>
         <w:pStyle w:val="Heading2"/>
+        <w:ind w:hanging="0" w:start="0" w:end="0"/>
         <w:rPr/>
       </w:pPr>
       <w:r>
@@ -648,6 +653,7 @@
     <w:p>
       <w:pPr>
         <w:pStyle w:val="Heading2"/>
+        <w:ind w:hanging="0" w:start="0" w:end="0"/>
         <w:rPr/>
       </w:pPr>
       <w:r>
@@ -737,6 +743,7 @@
     <w:p>
       <w:pPr>
         <w:pStyle w:val="Heading2"/>
+        <w:ind w:hanging="0" w:start="0" w:end="0"/>
         <w:rPr/>
       </w:pPr>
       <w:r>
@@ -964,6 +971,7 @@
     <w:p>
       <w:pPr>
         <w:pStyle w:val="Heading2"/>
+        <w:ind w:hanging="0" w:start="0" w:end="0"/>
         <w:rPr/>
       </w:pPr>
       <w:r>
@@ -1184,6 +1192,7 @@
     <w:p>
       <w:pPr>
         <w:pStyle w:val="Heading2"/>
+        <w:ind w:hanging="0" w:start="0" w:end="0"/>
         <w:rPr/>
       </w:pPr>
       <w:r>
@@ -1404,6 +1413,7 @@
     <w:p>
       <w:pPr>
         <w:pStyle w:val="Heading2"/>
+        <w:ind w:hanging="0" w:start="0" w:end="0"/>
         <w:rPr/>
       </w:pPr>
       <w:r>
@@ -1623,6 +1633,7 @@
     <w:p>
       <w:pPr>
         <w:pStyle w:val="Heading2"/>
+        <w:ind w:hanging="0" w:start="0" w:end="0"/>
         <w:rPr/>
       </w:pPr>
       <w:r>
@@ -1797,6 +1808,7 @@
       <w:pPr>
         <w:pStyle w:val="Heading1"/>
         <w:spacing w:before="720" w:after="120"/>
+        <w:ind w:hanging="0" w:start="0" w:end="0"/>
         <w:rPr>
           <w:b/>
           <w:bCs/>
@@ -1817,7 +1829,7 @@
         <w:pStyle w:val="ListParagraph"/>
         <w:numPr>
           <w:ilvl w:val="0"/>
-          <w:numId w:val="4"/>
+          <w:numId w:val="3"/>
         </w:numPr>
         <w:bidi w:val="0"/>
         <w:spacing w:before="180" w:after="0"/>
@@ -1858,7 +1870,7 @@
         <w:pStyle w:val="ListParagraph"/>
         <w:numPr>
           <w:ilvl w:val="0"/>
-          <w:numId w:val="4"/>
+          <w:numId w:val="3"/>
         </w:numPr>
         <w:bidi w:val="0"/>
         <w:spacing w:before="0" w:after="0"/>
@@ -1909,7 +1921,7 @@
         <w:pStyle w:val="ListParagraph"/>
         <w:numPr>
           <w:ilvl w:val="0"/>
-          <w:numId w:val="4"/>
+          <w:numId w:val="3"/>
         </w:numPr>
         <w:bidi w:val="0"/>
         <w:spacing w:before="0" w:after="0"/>
@@ -1960,7 +1972,7 @@
         <w:pStyle w:val="ListParagraph"/>
         <w:numPr>
           <w:ilvl w:val="0"/>
-          <w:numId w:val="4"/>
+          <w:numId w:val="3"/>
         </w:numPr>
         <w:bidi w:val="0"/>
         <w:spacing w:before="0" w:after="0"/>
@@ -1992,7 +2004,7 @@
         <w:pStyle w:val="ListParagraph"/>
         <w:numPr>
           <w:ilvl w:val="0"/>
-          <w:numId w:val="4"/>
+          <w:numId w:val="3"/>
         </w:numPr>
         <w:bidi w:val="0"/>
         <w:spacing w:before="0" w:after="120"/>
@@ -2013,6 +2025,7 @@
     <w:p>
       <w:pPr>
         <w:pStyle w:val="Heading2"/>
+        <w:ind w:hanging="0" w:start="0" w:end="0"/>
         <w:rPr/>
       </w:pPr>
       <w:r>
@@ -2033,12 +2046,13 @@
           <w:rStyle w:val="None"/>
           <w:lang w:val="de-DE"/>
         </w:rPr>
-        <w:t>Der NKR prüft das Regelungsvorhaben auf Möglichkeiten der digitalen Umsetzung. Die Basis ist der von Ihnen durchgeführte Digitalcheck. Das wesentliche Prüfkriterium ist die methodische und inhaltliche Nachvollziehbarkeit. Sein Prüfergebnis veröffentlicht er gegebenenfalls in seinen Stellungnahmen. Wenn Sie eine Visualisierung angefertigt haben und Sie der Veröffentlichung zustimmen, kann diese an die Stellungnahme angehängt werden. Bei Fragen oder Anregungen kommt Ihre Ansprechperson im NKR-Sekretariat auf Sie zu.</w:t>
+        <w:t>Der NKR prüft das Regelung---svorhaben auf Möglichkeiten der digitalen Umsetzung. Die Basis ist der von Ihnen durchgeführte Digitalcheck. Das wesentliche Prüfkriterium ist die methodische und inhaltliche Nachvollziehbarkeit. Sein Prüfergebnis veröffentlicht er gegebenenfalls in seinen Stellungnahmen. Wenn Sie eine Visualisierung angefertigt haben und Sie der Veröffentlichung zustimmen, kann diese an die Stellungnahme angehängt werden. Bei Fragen oder Anregungen kommt Ihre Ansprechperson im NKR-Sekretariat auf Sie zu.</w:t>
       </w:r>
     </w:p>
     <w:p>
       <w:pPr>
         <w:pStyle w:val="Heading2"/>
+        <w:ind w:hanging="0" w:start="0" w:end="0"/>
         <w:rPr/>
       </w:pPr>
       <w:r>
@@ -2079,197 +2093,79 @@
         </w:rPr>
         <w:t>.</w:t>
       </w:r>
-      <w:r>
-        <w:br w:type="page"/>
-      </w:r>
-    </w:p>
-    <w:p>
-      <w:pPr>
-        <w:pStyle w:val="Heading1"/>
-        <w:rPr/>
-      </w:pPr>
-      <w:r>
-        <w:rPr>
-          <w:rStyle w:val="None"/>
-        </w:rPr>
-        <w:t>Anhang 1: EU-Interoperabilität</w:t>
-      </w:r>
     </w:p>
     <w:p>
       <w:pPr>
         <w:pStyle w:val="Normal0"/>
-        <w:rPr/>
-      </w:pPr>
-      <w:r>
-        <w:rPr>
-          <w:rStyle w:val="None"/>
-        </w:rPr>
-        <w:t xml:space="preserve">Betroffene transeuropäische Dienste: </w:t>
-      </w:r>
-      <w:bookmarkStart w:id="5" w:name="AFFECTED_SERVICES"/>
-      <w:r>
-        <w:rPr/>
-        <w:t>{{AFFECTED_SERVICES}}</w:t>
-      </w:r>
-      <w:bookmarkEnd w:id="5"/>
-    </w:p>
-    <w:p>
-      <w:pPr>
-        <w:pStyle w:val="Normal0"/>
-        <w:rPr/>
-      </w:pPr>
-      <w:r>
-        <w:rPr/>
-        <w:t xml:space="preserve">Betroffene Bereiche: </w:t>
-      </w:r>
-      <w:bookmarkStart w:id="6" w:name="AFFECTED_AREAS"/>
-      <w:r>
-        <w:rPr/>
-        <w:t>{{AFFECTED_AREAS}}</w:t>
-      </w:r>
-      <w:bookmarkEnd w:id="6"/>
-    </w:p>
-    <w:p>
-      <w:pPr>
-        <w:pStyle w:val="Normal0"/>
-        <w:rPr/>
-      </w:pPr>
-      <w:r>
-        <w:rPr/>
-        <w:t xml:space="preserve">Verbindliche Anforderungen: </w:t>
-      </w:r>
-      <w:bookmarkStart w:id="7" w:name="BINDING_REQUIREMENTS"/>
-      <w:r>
-        <w:rPr/>
-        <w:t>{{BINDING_REQUIREMENTS}}</w:t>
-      </w:r>
-      <w:bookmarkEnd w:id="7"/>
-    </w:p>
-    <w:p>
-      <w:pPr>
-        <w:pStyle w:val="Normal0"/>
-        <w:rPr/>
-      </w:pPr>
-      <w:r>
-        <w:rPr/>
-        <w:t xml:space="preserve">Betroffene Gruppen: </w:t>
-      </w:r>
-      <w:bookmarkStart w:id="8" w:name="affected_stakeholders"/>
-      <w:r>
-        <w:rPr/>
-        <w:t>{{AFFECTED_STAKEHOLDERS}}</w:t>
-      </w:r>
-      <w:bookmarkEnd w:id="8"/>
-    </w:p>
-    <w:p>
-      <w:pPr>
-        <w:pStyle w:val="Normal0"/>
-        <w:rPr/>
-      </w:pPr>
-      <w:r>
-        <w:rPr/>
-        <w:t>Einordnung</w:t>
-      </w:r>
-    </w:p>
-    <w:p>
-      <w:pPr>
-        <w:pStyle w:val="Heading2"/>
-        <w:rPr/>
-      </w:pPr>
-      <w:r>
-        <w:rPr/>
-        <w:t>Rechtliche Interoperabilität</w:t>
-      </w:r>
-    </w:p>
-    <w:p>
-      <w:pPr>
-        <w:pStyle w:val="Normal0"/>
-        <w:rPr/>
-      </w:pPr>
-      <w:bookmarkStart w:id="9" w:name="INTEROPERABILITY_LEGAL_TEXT"/>
-      <w:r>
-        <w:rPr/>
-        <w:t>{{INTEROPERABILITY_LEGAL_TEXT}}</w:t>
-      </w:r>
-      <w:bookmarkEnd w:id="9"/>
-    </w:p>
-    <w:p>
-      <w:pPr>
-        <w:pStyle w:val="Normal0"/>
-        <w:rPr/>
-      </w:pPr>
-      <w:r>
-        <w:rPr/>
-        <w:t xml:space="preserve">Bewertung der rechtlichen Interoperabilität: </w:t>
-      </w:r>
-      <w:bookmarkStart w:id="10" w:name="INTEROPERABILITY_LEGAL_EVALUATION"/>
-      <w:r>
-        <w:rPr>
-          <w:b/>
-          <w:bCs/>
-        </w:rPr>
-        <w:t>{{INTEROPERABILITY_LEGAL_EVALUATION}}</w:t>
-      </w:r>
-      <w:bookmarkEnd w:id="10"/>
-    </w:p>
-    <w:p>
-      <w:pPr>
-        <w:pStyle w:val="Heading2"/>
-        <w:rPr/>
-      </w:pPr>
-      <w:r>
-        <w:rPr/>
-        <w:t>Organisatorische Interoperabilität</w:t>
-      </w:r>
-    </w:p>
-    <w:p>
-      <w:pPr>
-        <w:pStyle w:val="Normal0"/>
-        <w:rPr/>
-      </w:pPr>
-      <w:bookmarkStart w:id="11" w:name="INTEROPERABILITY_ORGANIZATIONAL_TEXT"/>
-      <w:r>
-        <w:rPr/>
-        <w:t>{{INTEROPERABILITY_ORGANIZATIONAL_TEXT}}</w:t>
-      </w:r>
-      <w:bookmarkEnd w:id="11"/>
-    </w:p>
-    <w:p>
-      <w:pPr>
-        <w:pStyle w:val="Normal0"/>
-        <w:spacing w:before="180" w:after="120"/>
-        <w:rPr/>
-      </w:pPr>
-      <w:r>
-        <w:rPr/>
-        <w:t xml:space="preserve">Bewertung der rechtlichen Interoperabilität: </w:t>
-      </w:r>
-      <w:bookmarkStart w:id="12" w:name="INTEROPERABILITY_ORGANIZATIONAL_EVALUATI"/>
-      <w:r>
-        <w:rPr>
-          <w:b/>
-          <w:bCs/>
-        </w:rPr>
-        <w:t>{{INTEROPERABILITY_ORGANIZATIONAL_EVALUATION}}</w:t>
-      </w:r>
-      <w:bookmarkEnd w:id="12"/>
+        <w:keepNext w:val="false"/>
+        <w:keepLines w:val="false"/>
+        <w:pageBreakBefore w:val="false"/>
+        <w:widowControl/>
+        <w:suppressAutoHyphens w:val="false"/>
+        <w:overflowPunct w:val="false"/>
+        <w:bidi w:val="0"/>
+        <w:spacing w:lineRule="auto" w:line="300" w:before="180" w:after="120"/>
+        <w:ind w:hanging="0" w:start="0" w:end="0"/>
+        <w:jc w:val="start"/>
+        <w:rPr/>
+      </w:pPr>
+      <w:r>
+        <w:rPr>
+          <w:rStyle w:val="None"/>
+          <w:lang w:val="de-DE"/>
+        </w:rPr>
+        <w:t>{{APPENDICES}}</w:t>
+      </w:r>
     </w:p>
     <w:sectPr>
-      <w:headerReference w:type="default" r:id="rId7"/>
-      <w:footerReference w:type="default" r:id="rId8"/>
+      <w:headerReference w:type="even" r:id="rId7"/>
+      <w:headerReference w:type="default" r:id="rId8"/>
+      <w:headerReference w:type="first" r:id="rId9"/>
+      <w:footerReference w:type="even" r:id="rId10"/>
+      <w:footerReference w:type="default" r:id="rId11"/>
+      <w:footerReference w:type="first" r:id="rId12"/>
       <w:type w:val="nextPage"/>
       <w:pgSz w:w="11906" w:h="16838"/>
       <w:pgMar w:left="1440" w:right="1440" w:gutter="0" w:header="708" w:top="1440" w:footer="709" w:bottom="1440"/>
       <w:pgNumType w:fmt="decimal"/>
       <w:formProt w:val="false"/>
       <w:textDirection w:val="lrTb"/>
-      <w:docGrid w:type="default" w:linePitch="100" w:charSpace="0"/>
+      <w:docGrid w:type="default" w:linePitch="100" w:charSpace="8192"/>
     </w:sectPr>
   </w:body>
 </w:document>
 </file>
 
 <file path=word/footer1.xml><?xml version="1.0" encoding="utf-8"?>
+<w:ftr xmlns:o="urn:schemas-microsoft-com:office:office" xmlns:r="http://schemas.openxmlformats.org/officeDocument/2006/relationships" xmlns:v="urn:schemas-microsoft-com:vml" xmlns:w="http://schemas.openxmlformats.org/wordprocessingml/2006/main" xmlns:w10="urn:schemas-microsoft-com:office:word" xmlns:wp="http://schemas.openxmlformats.org/drawingml/2006/wordprocessingDrawing" xmlns:pic="http://schemas.openxmlformats.org/drawingml/2006/picture" xmlns:wps="http://schemas.microsoft.com/office/word/2010/wordprocessingShape" xmlns:wpg="http://schemas.microsoft.com/office/word/2010/wordprocessingGroup" xmlns:mc="http://schemas.openxmlformats.org/markup-compatibility/2006" xmlns:wp14="http://schemas.microsoft.com/office/word/2010/wordprocessingDrawing" xmlns:w14="http://schemas.microsoft.com/office/word/2010/wordml" xmlns:w15="http://schemas.microsoft.com/office/word/2012/wordml" mc:Ignorable="w14 wp14 w15">
+  <w:p>
+    <w:pPr>
+      <w:pStyle w:val="Footer"/>
+      <w:rPr/>
+    </w:pPr>
+    <w:r>
+      <w:rPr/>
+    </w:r>
+  </w:p>
+</w:ftr>
+</file>
+
+<file path=word/footer2.xml><?xml version="1.0" encoding="utf-8"?>
+<w:ftr xmlns:o="urn:schemas-microsoft-com:office:office" xmlns:r="http://schemas.openxmlformats.org/officeDocument/2006/relationships" xmlns:v="urn:schemas-microsoft-com:vml" xmlns:w="http://schemas.openxmlformats.org/wordprocessingml/2006/main" xmlns:w10="urn:schemas-microsoft-com:office:word" xmlns:wp="http://schemas.openxmlformats.org/drawingml/2006/wordprocessingDrawing" xmlns:pic="http://schemas.openxmlformats.org/drawingml/2006/picture" xmlns:wps="http://schemas.microsoft.com/office/word/2010/wordprocessingShape" xmlns:wpg="http://schemas.microsoft.com/office/word/2010/wordprocessingGroup" xmlns:mc="http://schemas.openxmlformats.org/markup-compatibility/2006" xmlns:wp14="http://schemas.microsoft.com/office/word/2010/wordprocessingDrawing" xmlns:w14="http://schemas.microsoft.com/office/word/2010/wordml" xmlns:w15="http://schemas.microsoft.com/office/word/2012/wordml" mc:Ignorable="w14 wp14 w15">
+  <w:p>
+    <w:pPr>
+      <w:pStyle w:val="HeaderFooter"/>
+      <w:bidi w:val="0"/>
+      <w:rPr/>
+    </w:pPr>
+    <w:r>
+      <w:rPr/>
+    </w:r>
+  </w:p>
+</w:ftr>
+</file>
+
+<file path=word/footer3.xml><?xml version="1.0" encoding="utf-8"?>
 <w:ftr xmlns:o="urn:schemas-microsoft-com:office:office" xmlns:r="http://schemas.openxmlformats.org/officeDocument/2006/relationships" xmlns:v="urn:schemas-microsoft-com:vml" xmlns:w="http://schemas.openxmlformats.org/wordprocessingml/2006/main" xmlns:w10="urn:schemas-microsoft-com:office:word" xmlns:wp="http://schemas.openxmlformats.org/drawingml/2006/wordprocessingDrawing" xmlns:pic="http://schemas.openxmlformats.org/drawingml/2006/picture" xmlns:wps="http://schemas.microsoft.com/office/word/2010/wordprocessingShape" xmlns:wpg="http://schemas.microsoft.com/office/word/2010/wordprocessingGroup" xmlns:mc="http://schemas.openxmlformats.org/markup-compatibility/2006" xmlns:wp14="http://schemas.microsoft.com/office/word/2010/wordprocessingDrawing" xmlns:w14="http://schemas.microsoft.com/office/word/2010/wordml" xmlns:w15="http://schemas.microsoft.com/office/word/2012/wordml" mc:Ignorable="w14 wp14 w15">
   <w:p>
     <w:pPr>
@@ -2285,6 +2181,20 @@
 </file>
 
 <file path=word/header1.xml><?xml version="1.0" encoding="utf-8"?>
+<w:hdr xmlns:o="urn:schemas-microsoft-com:office:office" xmlns:r="http://schemas.openxmlformats.org/officeDocument/2006/relationships" xmlns:v="urn:schemas-microsoft-com:vml" xmlns:w="http://schemas.openxmlformats.org/wordprocessingml/2006/main" xmlns:w10="urn:schemas-microsoft-com:office:word" xmlns:wp="http://schemas.openxmlformats.org/drawingml/2006/wordprocessingDrawing" xmlns:pic="http://schemas.openxmlformats.org/drawingml/2006/picture" xmlns:wps="http://schemas.microsoft.com/office/word/2010/wordprocessingShape" xmlns:wpg="http://schemas.microsoft.com/office/word/2010/wordprocessingGroup" xmlns:mc="http://schemas.openxmlformats.org/markup-compatibility/2006" xmlns:wp14="http://schemas.microsoft.com/office/word/2010/wordprocessingDrawing" xmlns:w14="http://schemas.microsoft.com/office/word/2010/wordml" xmlns:w15="http://schemas.microsoft.com/office/word/2012/wordml" mc:Ignorable="w14 wp14 w15">
+  <w:p>
+    <w:pPr>
+      <w:pStyle w:val="Header"/>
+      <w:rPr/>
+    </w:pPr>
+    <w:r>
+      <w:rPr/>
+    </w:r>
+  </w:p>
+</w:hdr>
+</file>
+
+<file path=word/header2.xml><?xml version="1.0" encoding="utf-8"?>
 <w:hdr xmlns:o="urn:schemas-microsoft-com:office:office" xmlns:r="http://schemas.openxmlformats.org/officeDocument/2006/relationships" xmlns:v="urn:schemas-microsoft-com:vml" xmlns:w="http://schemas.openxmlformats.org/wordprocessingml/2006/main" xmlns:w10="urn:schemas-microsoft-com:office:word" xmlns:wp="http://schemas.openxmlformats.org/drawingml/2006/wordprocessingDrawing" xmlns:pic="http://schemas.openxmlformats.org/drawingml/2006/picture" xmlns:wps="http://schemas.microsoft.com/office/word/2010/wordprocessingShape" xmlns:wpg="http://schemas.microsoft.com/office/word/2010/wordprocessingGroup" xmlns:mc="http://schemas.openxmlformats.org/markup-compatibility/2006" xmlns:wp14="http://schemas.microsoft.com/office/word/2010/wordprocessingDrawing" xmlns:w14="http://schemas.microsoft.com/office/word/2010/wordml" xmlns:w15="http://schemas.microsoft.com/office/word/2012/wordml" mc:Ignorable="w14 wp14 w15">
   <w:p>
     <w:pPr>
@@ -2374,128 +2284,99 @@
 </w:hdr>
 </file>
 
+<file path=word/header3.xml><?xml version="1.0" encoding="utf-8"?>
+<w:hdr xmlns:o="urn:schemas-microsoft-com:office:office" xmlns:r="http://schemas.openxmlformats.org/officeDocument/2006/relationships" xmlns:v="urn:schemas-microsoft-com:vml" xmlns:w="http://schemas.openxmlformats.org/wordprocessingml/2006/main" xmlns:w10="urn:schemas-microsoft-com:office:word" xmlns:wp="http://schemas.openxmlformats.org/drawingml/2006/wordprocessingDrawing" xmlns:pic="http://schemas.openxmlformats.org/drawingml/2006/picture" xmlns:wps="http://schemas.microsoft.com/office/word/2010/wordprocessingShape" xmlns:wpg="http://schemas.microsoft.com/office/word/2010/wordprocessingGroup" xmlns:mc="http://schemas.openxmlformats.org/markup-compatibility/2006" xmlns:wp14="http://schemas.microsoft.com/office/word/2010/wordprocessingDrawing" xmlns:w14="http://schemas.microsoft.com/office/word/2010/wordml" xmlns:w15="http://schemas.microsoft.com/office/word/2012/wordml" mc:Ignorable="w14 wp14 w15">
+  <w:p>
+    <w:pPr>
+      <w:pStyle w:val="Normal0"/>
+      <w:tabs>
+        <w:tab w:val="clear" w:pos="708"/>
+        <w:tab w:val="left" w:pos="453" w:leader="none"/>
+        <w:tab w:val="right" w:pos="4330" w:leader="none"/>
+      </w:tabs>
+      <w:spacing w:lineRule="auto" w:line="360" w:before="120" w:after="120"/>
+      <w:jc w:val="end"/>
+      <w:rPr>
+        <w:lang w:val="de-DE"/>
+      </w:rPr>
+    </w:pPr>
+    <w:r>
+      <w:rPr>
+        <w:shd w:fill="auto" w:val="clear"/>
+        <w:lang w:val="de-DE"/>
+      </w:rPr>
+      <w:t>Version Februar 2026</w:t>
+    </w:r>
+    <w:r>
+      <w:rPr>
+        <w:lang w:val="de-DE"/>
+      </w:rPr>
+      <w:t xml:space="preserve"> Datum: 2.3.2026</w:t>
+    </w:r>
+  </w:p>
+  <w:p>
+    <w:pPr>
+      <w:pStyle w:val="Normal0"/>
+      <w:tabs>
+        <w:tab w:val="clear" w:pos="708"/>
+        <w:tab w:val="left" w:pos="453" w:leader="none"/>
+        <w:tab w:val="right" w:pos="4330" w:leader="none"/>
+      </w:tabs>
+      <w:spacing w:lineRule="auto" w:line="360" w:before="120" w:after="120"/>
+      <w:jc w:val="end"/>
+      <w:rPr>
+        <w:shd w:fill="auto" w:val="clear"/>
+        <w:lang w:val="de-DE"/>
+      </w:rPr>
+    </w:pPr>
+    <w:r>
+      <w:rPr/>
+      <w:drawing>
+        <wp:inline distT="0" distB="0" distL="0" distR="0">
+          <wp:extent cx="1343025" cy="276225"/>
+          <wp:effectExtent l="0" t="0" r="0" b="0"/>
+          <wp:docPr id="2" name="officeArt object" descr="Logo des Digitalchecks"/>
+          <wp:cNvGraphicFramePr>
+            <a:graphicFrameLocks xmlns:a="http://schemas.openxmlformats.org/drawingml/2006/main" noChangeAspect="1"/>
+          </wp:cNvGraphicFramePr>
+          <a:graphic xmlns:a="http://schemas.openxmlformats.org/drawingml/2006/main">
+            <a:graphicData uri="http://schemas.openxmlformats.org/drawingml/2006/picture">
+              <pic:pic xmlns:pic="http://schemas.openxmlformats.org/drawingml/2006/picture">
+                <pic:nvPicPr>
+                  <pic:cNvPr id="2" name="officeArt object" descr="Logo des Digitalchecks"/>
+                  <pic:cNvPicPr>
+                    <a:picLocks noChangeAspect="1" noChangeArrowheads="1"/>
+                  </pic:cNvPicPr>
+                </pic:nvPicPr>
+                <pic:blipFill>
+                  <a:blip r:embed="rId1"/>
+                  <a:stretch>
+                    <a:fillRect/>
+                  </a:stretch>
+                </pic:blipFill>
+                <pic:spPr bwMode="auto">
+                  <a:xfrm>
+                    <a:off x="0" y="0"/>
+                    <a:ext cx="1343025" cy="276225"/>
+                  </a:xfrm>
+                  <a:prstGeom prst="rect">
+                    <a:avLst/>
+                  </a:prstGeom>
+                  <a:noFill/>
+                </pic:spPr>
+              </pic:pic>
+            </a:graphicData>
+          </a:graphic>
+        </wp:inline>
+      </w:drawing>
+    </w:r>
+  </w:p>
+</w:hdr>
+</file>
+
 <file path=word/numbering.xml><?xml version="1.0" encoding="utf-8"?>
 <w:numbering xmlns:w="http://schemas.openxmlformats.org/wordprocessingml/2006/main" xmlns:o="urn:schemas-microsoft-com:office:office" xmlns:r="http://schemas.openxmlformats.org/officeDocument/2006/relationships" xmlns:v="urn:schemas-microsoft-com:vml" xmlns:mc="http://schemas.openxmlformats.org/markup-compatibility/2006" xmlns:w14="http://schemas.microsoft.com/office/word/2010/wordml" mc:Ignorable="w14">
   <w:abstractNum w:abstractNumId="1">
-    <w:lvl w:ilvl="0">
-      <w:start w:val="1"/>
-      <w:numFmt w:val="none"/>
-      <w:suff w:val="nothing"/>
-      <w:lvlText w:val="%1"/>
-      <w:lvlJc w:val="start"/>
-      <w:pPr>
-        <w:tabs>
-          <w:tab w:val="num" w:pos="0"/>
-        </w:tabs>
-        <w:ind w:start="0" w:hanging="0"/>
-      </w:pPr>
-    </w:lvl>
-    <w:lvl w:ilvl="1">
-      <w:start w:val="1"/>
-      <w:numFmt w:val="none"/>
-      <w:suff w:val="nothing"/>
-      <w:lvlText w:val="%2"/>
-      <w:lvlJc w:val="start"/>
-      <w:pPr>
-        <w:tabs>
-          <w:tab w:val="num" w:pos="0"/>
-        </w:tabs>
-        <w:ind w:start="0" w:hanging="0"/>
-      </w:pPr>
-    </w:lvl>
-    <w:lvl w:ilvl="2">
-      <w:start w:val="1"/>
-      <w:numFmt w:val="none"/>
-      <w:suff w:val="nothing"/>
-      <w:lvlText w:val="%3"/>
-      <w:lvlJc w:val="start"/>
-      <w:pPr>
-        <w:tabs>
-          <w:tab w:val="num" w:pos="0"/>
-        </w:tabs>
-        <w:ind w:start="0" w:hanging="0"/>
-      </w:pPr>
-    </w:lvl>
-    <w:lvl w:ilvl="3">
-      <w:start w:val="1"/>
-      <w:numFmt w:val="none"/>
-      <w:suff w:val="nothing"/>
-      <w:lvlText w:val="%4"/>
-      <w:lvlJc w:val="start"/>
-      <w:pPr>
-        <w:tabs>
-          <w:tab w:val="num" w:pos="0"/>
-        </w:tabs>
-        <w:ind w:start="0" w:hanging="0"/>
-      </w:pPr>
-    </w:lvl>
-    <w:lvl w:ilvl="4">
-      <w:start w:val="1"/>
-      <w:numFmt w:val="none"/>
-      <w:suff w:val="nothing"/>
-      <w:lvlText w:val="%5"/>
-      <w:lvlJc w:val="start"/>
-      <w:pPr>
-        <w:tabs>
-          <w:tab w:val="num" w:pos="0"/>
-        </w:tabs>
-        <w:ind w:start="0" w:hanging="0"/>
-      </w:pPr>
-    </w:lvl>
-    <w:lvl w:ilvl="5">
-      <w:start w:val="1"/>
-      <w:numFmt w:val="none"/>
-      <w:suff w:val="nothing"/>
-      <w:lvlText w:val="%6"/>
-      <w:lvlJc w:val="start"/>
-      <w:pPr>
-        <w:tabs>
-          <w:tab w:val="num" w:pos="0"/>
-        </w:tabs>
-        <w:ind w:start="0" w:hanging="0"/>
-      </w:pPr>
-    </w:lvl>
-    <w:lvl w:ilvl="6">
-      <w:start w:val="1"/>
-      <w:numFmt w:val="none"/>
-      <w:suff w:val="nothing"/>
-      <w:lvlText w:val="%7"/>
-      <w:lvlJc w:val="start"/>
-      <w:pPr>
-        <w:tabs>
-          <w:tab w:val="num" w:pos="0"/>
-        </w:tabs>
-        <w:ind w:start="0" w:hanging="0"/>
-      </w:pPr>
-    </w:lvl>
-    <w:lvl w:ilvl="7">
-      <w:start w:val="1"/>
-      <w:numFmt w:val="none"/>
-      <w:suff w:val="nothing"/>
-      <w:lvlText w:val="%8"/>
-      <w:lvlJc w:val="start"/>
-      <w:pPr>
-        <w:tabs>
-          <w:tab w:val="num" w:pos="0"/>
-        </w:tabs>
-        <w:ind w:start="0" w:hanging="0"/>
-      </w:pPr>
-    </w:lvl>
-    <w:lvl w:ilvl="8">
-      <w:start w:val="1"/>
-      <w:numFmt w:val="none"/>
-      <w:suff w:val="nothing"/>
-      <w:lvlText w:val="%9"/>
-      <w:lvlJc w:val="start"/>
-      <w:pPr>
-        <w:tabs>
-          <w:tab w:val="num" w:pos="0"/>
-        </w:tabs>
-        <w:ind w:start="0" w:hanging="0"/>
-      </w:pPr>
-    </w:lvl>
-  </w:abstractNum>
-  <w:abstractNum w:abstractNumId="2">
     <w:lvl w:ilvl="0">
       <w:start w:val="1"/>
       <w:numFmt w:val="decimal"/>
@@ -2740,7 +2621,7 @@
       </w:rPr>
     </w:lvl>
   </w:abstractNum>
-  <w:abstractNum w:abstractNumId="3">
+  <w:abstractNum w:abstractNumId="2">
     <w:lvl w:ilvl="0">
       <w:start w:val="1"/>
       <w:numFmt w:val="bullet"/>
@@ -3030,7 +2911,7 @@
       </w:rPr>
     </w:lvl>
   </w:abstractNum>
-  <w:abstractNum w:abstractNumId="4">
+  <w:abstractNum w:abstractNumId="3">
     <w:lvl w:ilvl="0">
       <w:start w:val="1"/>
       <w:numFmt w:val="bullet"/>
@@ -3318,6 +3199,125 @@
         <w:sz w:val="20"/>
         <w:vertAlign w:val="baseline"/>
       </w:rPr>
+    </w:lvl>
+  </w:abstractNum>
+  <w:abstractNum w:abstractNumId="4">
+    <w:lvl w:ilvl="0">
+      <w:start w:val="1"/>
+      <w:numFmt w:val="none"/>
+      <w:suff w:val="nothing"/>
+      <w:lvlText w:val=""/>
+      <w:lvlJc w:val="start"/>
+      <w:pPr>
+        <w:tabs>
+          <w:tab w:val="num" w:pos="0"/>
+        </w:tabs>
+        <w:ind w:start="0" w:hanging="0"/>
+      </w:pPr>
+    </w:lvl>
+    <w:lvl w:ilvl="1">
+      <w:start w:val="1"/>
+      <w:numFmt w:val="none"/>
+      <w:suff w:val="nothing"/>
+      <w:lvlText w:val=""/>
+      <w:lvlJc w:val="start"/>
+      <w:pPr>
+        <w:tabs>
+          <w:tab w:val="num" w:pos="0"/>
+        </w:tabs>
+        <w:ind w:start="0" w:hanging="0"/>
+      </w:pPr>
+    </w:lvl>
+    <w:lvl w:ilvl="2">
+      <w:start w:val="1"/>
+      <w:numFmt w:val="none"/>
+      <w:suff w:val="nothing"/>
+      <w:lvlText w:val=""/>
+      <w:lvlJc w:val="start"/>
+      <w:pPr>
+        <w:tabs>
+          <w:tab w:val="num" w:pos="0"/>
+        </w:tabs>
+        <w:ind w:start="0" w:hanging="0"/>
+      </w:pPr>
+    </w:lvl>
+    <w:lvl w:ilvl="3">
+      <w:start w:val="1"/>
+      <w:numFmt w:val="none"/>
+      <w:suff w:val="nothing"/>
+      <w:lvlText w:val=""/>
+      <w:lvlJc w:val="start"/>
+      <w:pPr>
+        <w:tabs>
+          <w:tab w:val="num" w:pos="0"/>
+        </w:tabs>
+        <w:ind w:start="0" w:hanging="0"/>
+      </w:pPr>
+    </w:lvl>
+    <w:lvl w:ilvl="4">
+      <w:start w:val="1"/>
+      <w:numFmt w:val="none"/>
+      <w:suff w:val="nothing"/>
+      <w:lvlText w:val=""/>
+      <w:lvlJc w:val="start"/>
+      <w:pPr>
+        <w:tabs>
+          <w:tab w:val="num" w:pos="0"/>
+        </w:tabs>
+        <w:ind w:start="0" w:hanging="0"/>
+      </w:pPr>
+    </w:lvl>
+    <w:lvl w:ilvl="5">
+      <w:start w:val="1"/>
+      <w:numFmt w:val="none"/>
+      <w:suff w:val="nothing"/>
+      <w:lvlText w:val=""/>
+      <w:lvlJc w:val="start"/>
+      <w:pPr>
+        <w:tabs>
+          <w:tab w:val="num" w:pos="0"/>
+        </w:tabs>
+        <w:ind w:start="0" w:hanging="0"/>
+      </w:pPr>
+    </w:lvl>
+    <w:lvl w:ilvl="6">
+      <w:start w:val="1"/>
+      <w:numFmt w:val="none"/>
+      <w:suff w:val="nothing"/>
+      <w:lvlText w:val=""/>
+      <w:lvlJc w:val="start"/>
+      <w:pPr>
+        <w:tabs>
+          <w:tab w:val="num" w:pos="0"/>
+        </w:tabs>
+        <w:ind w:start="0" w:hanging="0"/>
+      </w:pPr>
+    </w:lvl>
+    <w:lvl w:ilvl="7">
+      <w:start w:val="1"/>
+      <w:numFmt w:val="none"/>
+      <w:suff w:val="nothing"/>
+      <w:lvlText w:val=""/>
+      <w:lvlJc w:val="start"/>
+      <w:pPr>
+        <w:tabs>
+          <w:tab w:val="num" w:pos="0"/>
+        </w:tabs>
+        <w:ind w:start="0" w:hanging="0"/>
+      </w:pPr>
+    </w:lvl>
+    <w:lvl w:ilvl="8">
+      <w:start w:val="1"/>
+      <w:numFmt w:val="none"/>
+      <w:suff w:val="nothing"/>
+      <w:lvlText w:val=""/>
+      <w:lvlJc w:val="start"/>
+      <w:pPr>
+        <w:tabs>
+          <w:tab w:val="num" w:pos="0"/>
+        </w:tabs>
+        <w:ind w:start="0" w:hanging="0"/>
+      </w:pPr>
     </w:lvl>
   </w:abstractNum>
   <w:num w:numId="1">
@@ -3358,18 +3358,15 @@
       <w:keepLines w:val="false"/>
       <w:pageBreakBefore w:val="false"/>
       <w:widowControl/>
-      <w:pBdr/>
       <w:suppressAutoHyphens w:val="false"/>
-      <w:kinsoku w:val="true"/>
-      <w:overflowPunct w:val="true"/>
-      <w:autoSpaceDE w:val="true"/>
+      <w:overflowPunct w:val="false"/>
       <w:bidi w:val="0"/>
       <w:spacing w:lineRule="auto" w:line="240" w:before="0" w:after="0"/>
       <w:ind w:hanging="0" w:start="0" w:end="0"/>
       <w:jc w:val="start"/>
     </w:pPr>
     <w:rPr>
-      <w:rFonts w:ascii="Times New Roman" w:hAnsi="Times New Roman" w:eastAsia="Arial Unicode MS" w:cs="Times New Roman"/>
+      <w:rFonts w:ascii="Arial" w:hAnsi="Arial" w:eastAsia="Arial Unicode MS" w:cs="Times New Roman"/>
       <w:b w:val="false"/>
       <w:bCs w:val="false"/>
       <w:i w:val="false"/>
@@ -3387,11 +3384,11 @@
       <w:w w:val="100"/>
       <w:kern w:val="0"/>
       <w:position w:val="0"/>
-      <w:sz w:val="24"/>
+      <w:sz w:val="20"/>
       <w:szCs w:val="24"/>
       <w:u w:val="none"/>
       <w:vertAlign w:val="baseline"/>
-      <w:lang w:val="en-US" w:eastAsia="en-US" w:bidi="ar-SA"/>
+      <w:lang w:val="de-DE" w:eastAsia="en-US" w:bidi="ar-SA"/>
     </w:rPr>
   </w:style>
   <w:style w:type="paragraph" w:styleId="Heading1">
@@ -3406,11 +3403,8 @@
         <w:ilvl w:val="0"/>
         <w:numId w:val="0"/>
       </w:numPr>
-      <w:pBdr/>
       <w:suppressAutoHyphens w:val="false"/>
-      <w:kinsoku w:val="true"/>
-      <w:overflowPunct w:val="true"/>
-      <w:autoSpaceDE w:val="true"/>
+      <w:overflowPunct w:val="false"/>
       <w:bidi w:val="0"/>
       <w:spacing w:lineRule="auto" w:line="300" w:before="840" w:after="120"/>
       <w:ind w:hanging="0" w:start="0" w:end="0"/>
@@ -3456,11 +3450,8 @@
         <w:ilvl w:val="0"/>
         <w:numId w:val="0"/>
       </w:numPr>
-      <w:pBdr/>
       <w:suppressAutoHyphens w:val="false"/>
-      <w:kinsoku w:val="true"/>
-      <w:overflowPunct w:val="true"/>
-      <w:autoSpaceDE w:val="true"/>
+      <w:overflowPunct w:val="false"/>
       <w:bidi w:val="0"/>
       <w:spacing w:lineRule="auto" w:line="300" w:before="360" w:after="120"/>
       <w:ind w:hanging="0" w:start="0" w:end="0"/>
@@ -3599,11 +3590,8 @@
       <w:keepLines w:val="false"/>
       <w:pageBreakBefore w:val="false"/>
       <w:widowControl/>
-      <w:pBdr/>
       <w:suppressAutoHyphens w:val="false"/>
-      <w:kinsoku w:val="true"/>
-      <w:overflowPunct w:val="true"/>
-      <w:autoSpaceDE w:val="true"/>
+      <w:overflowPunct w:val="false"/>
       <w:bidi w:val="0"/>
       <w:spacing w:lineRule="auto" w:line="300" w:before="180" w:after="120"/>
       <w:ind w:hanging="0" w:start="0" w:end="0"/>
@@ -3644,15 +3632,12 @@
       <w:keepLines w:val="false"/>
       <w:pageBreakBefore w:val="false"/>
       <w:widowControl/>
-      <w:pBdr/>
       <w:tabs>
         <w:tab w:val="clear" w:pos="708"/>
         <w:tab w:val="right" w:pos="9020" w:leader="none"/>
       </w:tabs>
       <w:suppressAutoHyphens w:val="false"/>
-      <w:kinsoku w:val="true"/>
-      <w:overflowPunct w:val="true"/>
-      <w:autoSpaceDE w:val="true"/>
+      <w:overflowPunct w:val="false"/>
       <w:bidi w:val="0"/>
       <w:spacing w:lineRule="auto" w:line="240" w:before="0" w:after="0"/>
       <w:ind w:hanging="0" w:start="0" w:end="0"/>
@@ -3693,11 +3678,8 @@
       <w:keepLines w:val="false"/>
       <w:pageBreakBefore w:val="false"/>
       <w:widowControl/>
-      <w:pBdr/>
       <w:suppressAutoHyphens w:val="false"/>
-      <w:kinsoku w:val="true"/>
-      <w:overflowPunct w:val="true"/>
-      <w:autoSpaceDE w:val="true"/>
+      <w:overflowPunct w:val="false"/>
       <w:bidi w:val="0"/>
       <w:spacing w:lineRule="auto" w:line="300" w:before="180" w:after="120"/>
       <w:ind w:hanging="0" w:start="0" w:end="0"/>
@@ -3738,11 +3720,8 @@
       <w:keepLines w:val="false"/>
       <w:pageBreakBefore w:val="false"/>
       <w:widowControl/>
-      <w:pBdr/>
       <w:suppressAutoHyphens w:val="false"/>
-      <w:kinsoku w:val="true"/>
-      <w:overflowPunct w:val="true"/>
-      <w:autoSpaceDE w:val="true"/>
+      <w:overflowPunct w:val="false"/>
       <w:bidi w:val="0"/>
       <w:spacing w:lineRule="auto" w:line="300" w:before="180" w:after="120"/>
       <w:ind w:hanging="0" w:start="0" w:end="0"/>
@@ -3783,11 +3762,8 @@
       <w:keepLines w:val="false"/>
       <w:pageBreakBefore w:val="false"/>
       <w:widowControl/>
-      <w:pBdr/>
       <w:suppressAutoHyphens w:val="false"/>
-      <w:kinsoku w:val="true"/>
-      <w:overflowPunct w:val="true"/>
-      <w:autoSpaceDE w:val="true"/>
+      <w:overflowPunct w:val="false"/>
       <w:bidi w:val="0"/>
       <w:spacing w:lineRule="auto" w:line="300" w:before="180" w:after="120"/>
       <w:ind w:hanging="0" w:start="0" w:end="0"/>
@@ -3834,11 +3810,9 @@
         <w:bottom w:val="single" w:sz="2" w:space="0" w:color="000000"/>
         <w:right w:val="single" w:sz="2" w:space="0" w:color="000000"/>
       </w:pBdr>
-      <w:shd w:fill="F2F6F8" w:val="clear"/>
+      <w:shd w:val="clear" w:fill="F2F6F8"/>
       <w:suppressAutoHyphens w:val="false"/>
-      <w:kinsoku w:val="true"/>
-      <w:overflowPunct w:val="true"/>
-      <w:autoSpaceDE w:val="true"/>
+      <w:overflowPunct w:val="false"/>
       <w:bidi w:val="0"/>
       <w:spacing w:lineRule="auto" w:line="360" w:before="60" w:after="0"/>
       <w:ind w:hanging="0" w:start="0" w:end="0"/>
@@ -3879,12 +3853,9 @@
       <w:keepLines w:val="false"/>
       <w:pageBreakBefore w:val="false"/>
       <w:widowControl/>
-      <w:pBdr/>
-      <w:shd w:fill="FFF9D2" w:val="clear"/>
+      <w:shd w:val="clear" w:fill="FFF9D2"/>
       <w:suppressAutoHyphens w:val="false"/>
-      <w:kinsoku w:val="true"/>
-      <w:overflowPunct w:val="true"/>
-      <w:autoSpaceDE w:val="true"/>
+      <w:overflowPunct w:val="false"/>
       <w:bidi w:val="0"/>
       <w:spacing w:lineRule="auto" w:line="300" w:before="180" w:after="120"/>
       <w:ind w:hanging="0" w:start="0" w:end="0"/>
@@ -3925,11 +3896,8 @@
       <w:keepLines w:val="false"/>
       <w:pageBreakBefore w:val="false"/>
       <w:widowControl/>
-      <w:pBdr/>
       <w:suppressAutoHyphens w:val="false"/>
-      <w:kinsoku w:val="true"/>
-      <w:overflowPunct w:val="true"/>
-      <w:autoSpaceDE w:val="true"/>
+      <w:overflowPunct w:val="false"/>
       <w:bidi w:val="0"/>
       <w:spacing w:lineRule="auto" w:line="300" w:before="240" w:after="0"/>
       <w:ind w:hanging="0" w:start="708" w:end="0"/>
@@ -4003,6 +3971,13 @@
       <w:sz w:val="20"/>
       <w:szCs w:val="20"/>
     </w:rPr>
+  </w:style>
+  <w:style w:type="paragraph" w:styleId="FrameContentsuser">
+    <w:name w:val="Frame Contents (user)"/>
+    <w:basedOn w:val="Normal"/>
+    <w:qFormat/>
+    <w:pPr/>
+    <w:rPr/>
   </w:style>
   <w:style w:type="numbering" w:styleId="NoList">
     <w:name w:val="No List"/>
